--- a/TecHub/TecHub.docx
+++ b/TecHub/TecHub.docx
@@ -130,11 +130,7 @@
       </w:pPr>
       <w:r>
         <w:rPr/>
-        <w:t>Data management and Visualization tools (basics) – Pandas,Matplotlib. //</w:t>
-      </w:r>
-      <w:r>
-        <w:rPr/>
-        <w:t>To download</w:t>
+        <w:t>Data management and Visualization tools (basics) – Pandas,Matplotlib. //To download</w:t>
       </w:r>
     </w:p>
     <w:p>
@@ -174,15 +170,7 @@
       </w:pPr>
       <w:r>
         <w:rPr/>
-        <w:t>SCIKIT_LE</w:t>
-      </w:r>
-      <w:r>
-        <w:rPr/>
-        <w:t>A</w:t>
-      </w:r>
-      <w:r>
-        <w:rPr/>
-        <w:t>RN for machine learning</w:t>
+        <w:t>SCIKIT_LEARN for machine learning</w:t>
       </w:r>
     </w:p>
     <w:p>
@@ -358,14 +346,7 @@
           <w:b w:val="false"/>
           <w:bCs w:val="false"/>
         </w:rPr>
-        <w:t>Ex: If you have many houses, each described by its size,</w:t>
-      </w:r>
-      <w:r>
-        <w:rPr>
-          <w:b w:val="false"/>
-          <w:bCs w:val="false"/>
-        </w:rPr>
-        <w:t>distance from the city center,year of construction, can you teach a computer to estimate the price of a new house?</w:t>
+        <w:t>Ex: If you have many houses, each described by its size,distance from the city center,year of construction, can you teach a computer to estimate the price of a new house?</w:t>
       </w:r>
     </w:p>
     <w:p>
@@ -622,14 +603,7 @@
           <w:b w:val="false"/>
           <w:bCs w:val="false"/>
         </w:rPr>
-        <w:t xml:space="preserve">Then </w:t>
-      </w:r>
-      <w:r>
-        <w:rPr>
-          <w:b w:val="false"/>
-          <w:bCs w:val="false"/>
-        </w:rPr>
-        <w:t>we give something a bit different.</w:t>
+        <w:t>Then we give something a bit different.</w:t>
       </w:r>
     </w:p>
     <w:p>
@@ -716,502 +690,467 @@
           <w:b/>
           <w:bCs/>
         </w:rPr>
-        <w:t xml:space="preserve">How to do </w:t>
+        <w:t>How to do (without ML)?</w:t>
+      </w:r>
+    </w:p>
+    <w:p>
+      <w:pPr>
+        <w:pStyle w:val="Normal"/>
+        <w:bidi w:val="0"/>
+        <w:jc w:val="start"/>
+        <w:rPr>
+          <w:b w:val="false"/>
+          <w:bCs w:val="false"/>
+        </w:rPr>
+      </w:pPr>
+      <w:r>
+        <w:rPr>
+          <w:b w:val="false"/>
+          <w:bCs w:val="false"/>
+        </w:rPr>
+        <w:t>For Ex1:</w:t>
+      </w:r>
+    </w:p>
+    <w:p>
+      <w:pPr>
+        <w:pStyle w:val="Normal"/>
+        <w:bidi w:val="0"/>
+        <w:jc w:val="start"/>
+        <w:rPr>
+          <w:b w:val="false"/>
+          <w:bCs w:val="false"/>
+        </w:rPr>
+      </w:pPr>
+      <w:r>
+        <w:rPr>
+          <w:b w:val="false"/>
+          <w:bCs w:val="false"/>
+        </w:rPr>
+        <w:t>if #BR &gt; 4</w:t>
+      </w:r>
+    </w:p>
+    <w:p>
+      <w:pPr>
+        <w:pStyle w:val="Normal"/>
+        <w:bidi w:val="0"/>
+        <w:jc w:val="start"/>
+        <w:rPr>
+          <w:b w:val="false"/>
+          <w:bCs w:val="false"/>
+        </w:rPr>
+      </w:pPr>
+      <w:r>
+        <w:rPr>
+          <w:b w:val="false"/>
+          <w:bCs w:val="false"/>
+        </w:rPr>
+        <w:t xml:space="preserve">  </w:t>
+      </w:r>
+      <w:r>
+        <w:rPr>
+          <w:b w:val="false"/>
+          <w:bCs w:val="false"/>
+        </w:rPr>
+        <w:t>if size &lt; 200m²</w:t>
+      </w:r>
+    </w:p>
+    <w:p>
+      <w:pPr>
+        <w:pStyle w:val="Normal"/>
+        <w:bidi w:val="0"/>
+        <w:jc w:val="start"/>
+        <w:rPr>
+          <w:b w:val="false"/>
+          <w:bCs w:val="false"/>
+        </w:rPr>
+      </w:pPr>
+      <w:r>
+        <w:rPr>
+          <w:b w:val="false"/>
+          <w:bCs w:val="false"/>
+        </w:rPr>
+        <w:t xml:space="preserve">   </w:t>
+      </w:r>
+      <w:r>
+        <w:rPr>
+          <w:b w:val="false"/>
+          <w:bCs w:val="false"/>
+        </w:rPr>
+        <w:t>if age &lt; 40</w:t>
+      </w:r>
+    </w:p>
+    <w:p>
+      <w:pPr>
+        <w:pStyle w:val="Normal"/>
+        <w:bidi w:val="0"/>
+        <w:jc w:val="start"/>
+        <w:rPr>
+          <w:b w:val="false"/>
+          <w:bCs w:val="false"/>
+        </w:rPr>
+      </w:pPr>
+      <w:r>
+        <w:rPr>
+          <w:b w:val="false"/>
+          <w:bCs w:val="false"/>
+        </w:rPr>
+        <w:t xml:space="preserve">    </w:t>
+      </w:r>
+      <w:r>
+        <w:rPr>
+          <w:b w:val="false"/>
+          <w:bCs w:val="false"/>
+        </w:rPr>
+        <w:t>cost = 2000</w:t>
+      </w:r>
+    </w:p>
+    <w:p>
+      <w:pPr>
+        <w:pStyle w:val="Normal"/>
+        <w:bidi w:val="0"/>
+        <w:jc w:val="start"/>
+        <w:rPr>
+          <w:b w:val="false"/>
+          <w:bCs w:val="false"/>
+        </w:rPr>
+      </w:pPr>
+      <w:r>
+        <w:rPr>
+          <w:b w:val="false"/>
+          <w:bCs w:val="false"/>
+        </w:rPr>
+        <w:t>We create a rule for each condition with if-elif-else.</w:t>
+      </w:r>
+    </w:p>
+    <w:p>
+      <w:pPr>
+        <w:pStyle w:val="Normal"/>
+        <w:bidi w:val="0"/>
+        <w:jc w:val="start"/>
+        <w:rPr>
+          <w:b w:val="false"/>
+          <w:bCs w:val="false"/>
+        </w:rPr>
+      </w:pPr>
+      <w:r>
+        <w:rPr>
+          <w:b w:val="false"/>
+          <w:bCs w:val="false"/>
+        </w:rPr>
+        <w:t>But in ML.</w:t>
+      </w:r>
+    </w:p>
+    <w:p>
+      <w:pPr>
+        <w:pStyle w:val="Normal"/>
+        <w:bidi w:val="0"/>
+        <w:jc w:val="start"/>
+        <w:rPr>
+          <w:b w:val="false"/>
+          <w:bCs w:val="false"/>
+        </w:rPr>
+      </w:pPr>
+      <w:r>
+        <w:rPr>
+          <w:b w:val="false"/>
+          <w:bCs w:val="false"/>
+        </w:rPr>
+        <w:t>Instead of programming for each case,we select a model to learn(train) with our datas and then with the new model, we give a data that it never saw and it will make a new prediction, we can use the school as an analogy.</w:t>
+      </w:r>
+    </w:p>
+    <w:p>
+      <w:pPr>
+        <w:pStyle w:val="Normal"/>
+        <w:bidi w:val="0"/>
+        <w:jc w:val="start"/>
+        <w:rPr>
+          <w:b w:val="false"/>
+          <w:bCs w:val="false"/>
+        </w:rPr>
+      </w:pPr>
+      <w:r>
+        <w:rPr>
+          <w:b w:val="false"/>
+          <w:bCs w:val="false"/>
+        </w:rPr>
+      </w:r>
+    </w:p>
+    <w:p>
+      <w:pPr>
+        <w:pStyle w:val="Normal"/>
+        <w:bidi w:val="0"/>
+        <w:jc w:val="start"/>
+        <w:rPr>
+          <w:b w:val="false"/>
+          <w:bCs w:val="false"/>
+        </w:rPr>
+      </w:pPr>
+      <w:r>
+        <w:rPr>
+          <w:b w:val="false"/>
+          <w:bCs w:val="false"/>
+        </w:rPr>
+        <w:t>Definition that describe ML</w:t>
+      </w:r>
+    </w:p>
+    <w:p>
+      <w:pPr>
+        <w:pStyle w:val="Normal"/>
+        <w:bidi w:val="0"/>
+        <w:jc w:val="start"/>
+        <w:rPr>
+          <w:b w:val="false"/>
+          <w:bCs w:val="false"/>
+        </w:rPr>
+      </w:pPr>
+      <w:r>
+        <w:rPr>
+          <w:b w:val="false"/>
+          <w:bCs w:val="false"/>
+        </w:rPr>
+        <w:t xml:space="preserve">A </w:t>
       </w:r>
       <w:r>
         <w:rPr>
           <w:b/>
           <w:bCs/>
         </w:rPr>
-        <w:t>(without ML)</w:t>
+        <w:t>system(model)</w:t>
+      </w:r>
+      <w:r>
+        <w:rPr>
+          <w:b w:val="false"/>
+          <w:bCs w:val="false"/>
+        </w:rPr>
+        <w:t xml:space="preserve"> learns from experience E</w:t>
+      </w:r>
+    </w:p>
+    <w:p>
+      <w:pPr>
+        <w:pStyle w:val="Normal"/>
+        <w:bidi w:val="0"/>
+        <w:jc w:val="start"/>
+        <w:rPr>
+          <w:b w:val="false"/>
+          <w:bCs w:val="false"/>
+        </w:rPr>
+      </w:pPr>
+      <w:r>
+        <w:rPr>
+          <w:b w:val="false"/>
+          <w:bCs w:val="false"/>
+        </w:rPr>
+        <w:t xml:space="preserve">with respect to a </w:t>
       </w:r>
       <w:r>
         <w:rPr>
           <w:b/>
           <w:bCs/>
         </w:rPr>
-        <w:t>?</w:t>
-      </w:r>
-    </w:p>
-    <w:p>
-      <w:pPr>
-        <w:pStyle w:val="Normal"/>
-        <w:bidi w:val="0"/>
-        <w:jc w:val="start"/>
-        <w:rPr>
-          <w:b w:val="false"/>
-          <w:bCs w:val="false"/>
-        </w:rPr>
-      </w:pPr>
-      <w:r>
-        <w:rPr>
-          <w:b w:val="false"/>
-          <w:bCs w:val="false"/>
-        </w:rPr>
-        <w:t>For Ex1:</w:t>
-      </w:r>
-    </w:p>
-    <w:p>
-      <w:pPr>
-        <w:pStyle w:val="Normal"/>
-        <w:bidi w:val="0"/>
-        <w:jc w:val="start"/>
-        <w:rPr>
-          <w:b w:val="false"/>
-          <w:bCs w:val="false"/>
-        </w:rPr>
-      </w:pPr>
-      <w:r>
-        <w:rPr>
-          <w:b w:val="false"/>
-          <w:bCs w:val="false"/>
-        </w:rPr>
-        <w:t>if #BR &gt; 4</w:t>
-      </w:r>
-    </w:p>
-    <w:p>
-      <w:pPr>
-        <w:pStyle w:val="Normal"/>
-        <w:bidi w:val="0"/>
-        <w:jc w:val="start"/>
-        <w:rPr>
-          <w:b w:val="false"/>
-          <w:bCs w:val="false"/>
-        </w:rPr>
-      </w:pPr>
-      <w:r>
-        <w:rPr>
-          <w:b w:val="false"/>
-          <w:bCs w:val="false"/>
-        </w:rPr>
-        <w:t xml:space="preserve">  </w:t>
-      </w:r>
-      <w:r>
-        <w:rPr>
-          <w:b w:val="false"/>
-          <w:bCs w:val="false"/>
-        </w:rPr>
-        <w:t>if size &lt; 200m²</w:t>
-      </w:r>
-    </w:p>
-    <w:p>
-      <w:pPr>
-        <w:pStyle w:val="Normal"/>
-        <w:bidi w:val="0"/>
-        <w:jc w:val="start"/>
-        <w:rPr>
-          <w:b w:val="false"/>
-          <w:bCs w:val="false"/>
-        </w:rPr>
-      </w:pPr>
-      <w:r>
-        <w:rPr>
-          <w:b w:val="false"/>
-          <w:bCs w:val="false"/>
-        </w:rPr>
-        <w:t xml:space="preserve">   </w:t>
-      </w:r>
-      <w:r>
-        <w:rPr>
-          <w:b w:val="false"/>
-          <w:bCs w:val="false"/>
-        </w:rPr>
-        <w:t>if age &lt; 40</w:t>
-      </w:r>
-    </w:p>
-    <w:p>
-      <w:pPr>
-        <w:pStyle w:val="Normal"/>
-        <w:bidi w:val="0"/>
-        <w:jc w:val="start"/>
-        <w:rPr>
-          <w:b w:val="false"/>
-          <w:bCs w:val="false"/>
-        </w:rPr>
-      </w:pPr>
-      <w:r>
-        <w:rPr>
-          <w:b w:val="false"/>
-          <w:bCs w:val="false"/>
-        </w:rPr>
-        <w:t xml:space="preserve">    </w:t>
-      </w:r>
-      <w:r>
-        <w:rPr>
-          <w:b w:val="false"/>
-          <w:bCs w:val="false"/>
-        </w:rPr>
-        <w:t>cost = 2000</w:t>
-      </w:r>
-    </w:p>
-    <w:p>
-      <w:pPr>
-        <w:pStyle w:val="Normal"/>
-        <w:bidi w:val="0"/>
-        <w:jc w:val="start"/>
-        <w:rPr>
-          <w:b w:val="false"/>
-          <w:bCs w:val="false"/>
-        </w:rPr>
-      </w:pPr>
-      <w:r>
-        <w:rPr>
-          <w:b w:val="false"/>
-          <w:bCs w:val="false"/>
-        </w:rPr>
-        <w:t xml:space="preserve">We create a rule for each condition </w:t>
-      </w:r>
-      <w:r>
-        <w:rPr>
-          <w:b w:val="false"/>
-          <w:bCs w:val="false"/>
-        </w:rPr>
-        <w:t>with if-elif-else.</w:t>
-      </w:r>
-    </w:p>
-    <w:p>
-      <w:pPr>
-        <w:pStyle w:val="Normal"/>
-        <w:bidi w:val="0"/>
-        <w:jc w:val="start"/>
-        <w:rPr>
-          <w:b w:val="false"/>
-          <w:bCs w:val="false"/>
-        </w:rPr>
-      </w:pPr>
-      <w:r>
-        <w:rPr>
-          <w:b w:val="false"/>
-          <w:bCs w:val="false"/>
-        </w:rPr>
-        <w:t>But in ML.</w:t>
-      </w:r>
-    </w:p>
-    <w:p>
-      <w:pPr>
-        <w:pStyle w:val="Normal"/>
-        <w:bidi w:val="0"/>
-        <w:jc w:val="start"/>
-        <w:rPr>
-          <w:b w:val="false"/>
-          <w:bCs w:val="false"/>
-        </w:rPr>
-      </w:pPr>
-      <w:r>
-        <w:rPr>
-          <w:b w:val="false"/>
-          <w:bCs w:val="false"/>
-        </w:rPr>
-        <w:t>Instead of programming for each case,we select a model to learn(train) with our datas and then with the new model, we give a data that it never saw and it will make a new prediction, we can use the school as an analogy.</w:t>
-      </w:r>
-    </w:p>
-    <w:p>
-      <w:pPr>
-        <w:pStyle w:val="Normal"/>
-        <w:bidi w:val="0"/>
-        <w:jc w:val="start"/>
-        <w:rPr>
-          <w:b w:val="false"/>
-          <w:bCs w:val="false"/>
-        </w:rPr>
-      </w:pPr>
-      <w:r>
-        <w:rPr>
-          <w:b w:val="false"/>
-          <w:bCs w:val="false"/>
-        </w:rPr>
-      </w:r>
-    </w:p>
-    <w:p>
-      <w:pPr>
-        <w:pStyle w:val="Normal"/>
-        <w:bidi w:val="0"/>
-        <w:jc w:val="start"/>
-        <w:rPr>
-          <w:b w:val="false"/>
-          <w:bCs w:val="false"/>
-        </w:rPr>
-      </w:pPr>
-      <w:r>
-        <w:rPr>
-          <w:b w:val="false"/>
-          <w:bCs w:val="false"/>
-        </w:rPr>
-        <w:t>Definition that describe ML</w:t>
-      </w:r>
-    </w:p>
-    <w:p>
-      <w:pPr>
-        <w:pStyle w:val="Normal"/>
-        <w:bidi w:val="0"/>
-        <w:jc w:val="start"/>
-        <w:rPr>
-          <w:b w:val="false"/>
-          <w:bCs w:val="false"/>
-        </w:rPr>
-      </w:pPr>
-      <w:r>
-        <w:rPr>
-          <w:b w:val="false"/>
-          <w:bCs w:val="false"/>
-        </w:rPr>
-        <w:t xml:space="preserve">A </w:t>
+        <w:t>task</w:t>
+      </w:r>
+      <w:r>
+        <w:rPr>
+          <w:b w:val="false"/>
+          <w:bCs w:val="false"/>
+        </w:rPr>
+        <w:t xml:space="preserve"> T (Regression)</w:t>
+      </w:r>
+    </w:p>
+    <w:p>
+      <w:pPr>
+        <w:pStyle w:val="Normal"/>
+        <w:bidi w:val="0"/>
+        <w:jc w:val="start"/>
+        <w:rPr>
+          <w:b w:val="false"/>
+          <w:bCs w:val="false"/>
+        </w:rPr>
+      </w:pPr>
+      <w:r>
+        <w:rPr>
+          <w:b w:val="false"/>
+          <w:bCs w:val="false"/>
+        </w:rPr>
+        <w:t xml:space="preserve">and a </w:t>
       </w:r>
       <w:r>
         <w:rPr>
           <w:b/>
           <w:bCs/>
         </w:rPr>
-        <w:t>system(model)</w:t>
-      </w:r>
-      <w:r>
-        <w:rPr>
-          <w:b w:val="false"/>
-          <w:bCs w:val="false"/>
-        </w:rPr>
-        <w:t xml:space="preserve"> learns from experience E</w:t>
-      </w:r>
-    </w:p>
-    <w:p>
-      <w:pPr>
-        <w:pStyle w:val="Normal"/>
-        <w:bidi w:val="0"/>
-        <w:jc w:val="start"/>
-        <w:rPr>
-          <w:b w:val="false"/>
-          <w:bCs w:val="false"/>
-        </w:rPr>
-      </w:pPr>
-      <w:r>
-        <w:rPr>
-          <w:b w:val="false"/>
-          <w:bCs w:val="false"/>
-        </w:rPr>
-        <w:t xml:space="preserve">with respect to a </w:t>
+        <w:t>performance measure</w:t>
+      </w:r>
+      <w:r>
+        <w:rPr>
+          <w:b w:val="false"/>
+          <w:bCs w:val="false"/>
+        </w:rPr>
+        <w:t xml:space="preserve"> P (real - pred)</w:t>
+      </w:r>
+    </w:p>
+    <w:p>
+      <w:pPr>
+        <w:pStyle w:val="Normal"/>
+        <w:bidi w:val="0"/>
+        <w:jc w:val="start"/>
+        <w:rPr>
+          <w:b w:val="false"/>
+          <w:bCs w:val="false"/>
+        </w:rPr>
+      </w:pPr>
+      <w:r>
+        <w:rPr>
+          <w:b w:val="false"/>
+          <w:bCs w:val="false"/>
+        </w:rPr>
+        <w:t>if its performance on T,</w:t>
+      </w:r>
+    </w:p>
+    <w:p>
+      <w:pPr>
+        <w:pStyle w:val="Normal"/>
+        <w:bidi w:val="0"/>
+        <w:jc w:val="start"/>
+        <w:rPr>
+          <w:b w:val="false"/>
+          <w:bCs w:val="false"/>
+        </w:rPr>
+      </w:pPr>
+      <w:r>
+        <w:rPr>
+          <w:b w:val="false"/>
+          <w:bCs w:val="false"/>
+        </w:rPr>
+        <w:t>as measured by P,</w:t>
+      </w:r>
+    </w:p>
+    <w:p>
+      <w:pPr>
+        <w:pStyle w:val="Normal"/>
+        <w:bidi w:val="0"/>
+        <w:jc w:val="start"/>
+        <w:rPr>
+          <w:b w:val="false"/>
+          <w:bCs w:val="false"/>
+        </w:rPr>
+      </w:pPr>
+      <w:r>
+        <w:rPr>
+          <w:b w:val="false"/>
+          <w:bCs w:val="false"/>
+        </w:rPr>
+        <w:t>improves with E.</w:t>
+      </w:r>
+    </w:p>
+    <w:p>
+      <w:pPr>
+        <w:pStyle w:val="Normal"/>
+        <w:bidi w:val="0"/>
+        <w:jc w:val="start"/>
+        <w:rPr>
+          <w:b w:val="false"/>
+          <w:bCs w:val="false"/>
+        </w:rPr>
+      </w:pPr>
+      <w:r>
+        <w:rPr>
+          <w:b w:val="false"/>
+          <w:bCs w:val="false"/>
+        </w:rPr>
+      </w:r>
+    </w:p>
+    <w:p>
+      <w:pPr>
+        <w:pStyle w:val="Normal"/>
+        <w:bidi w:val="0"/>
+        <w:jc w:val="start"/>
+        <w:rPr>
+          <w:b w:val="false"/>
+          <w:bCs w:val="false"/>
+        </w:rPr>
+      </w:pPr>
+      <w:r>
+        <w:rPr>
+          <w:b w:val="false"/>
+          <w:bCs w:val="false"/>
+        </w:rPr>
+        <w:t>How does experience look like?</w:t>
+      </w:r>
+    </w:p>
+    <w:p>
+      <w:pPr>
+        <w:pStyle w:val="Normal"/>
+        <w:bidi w:val="0"/>
+        <w:jc w:val="start"/>
+        <w:rPr>
+          <w:b w:val="false"/>
+          <w:bCs w:val="false"/>
+        </w:rPr>
+      </w:pPr>
+      <w:r>
+        <w:rPr>
+          <w:b w:val="false"/>
+          <w:bCs w:val="false"/>
+        </w:rPr>
+        <w:t>Experience is the preview data, in our case experience is a table.</w:t>
+      </w:r>
+    </w:p>
+    <w:p>
+      <w:pPr>
+        <w:pStyle w:val="Normal"/>
+        <w:bidi w:val="0"/>
+        <w:jc w:val="start"/>
+        <w:rPr>
+          <w:b w:val="false"/>
+          <w:bCs w:val="false"/>
+        </w:rPr>
+      </w:pPr>
+      <w:r>
+        <w:rPr>
+          <w:b w:val="false"/>
+          <w:bCs w:val="false"/>
+        </w:rPr>
+        <w:t xml:space="preserve">The atributes are </w:t>
       </w:r>
       <w:r>
         <w:rPr>
           <w:b/>
           <w:bCs/>
         </w:rPr>
-        <w:t>task</w:t>
-      </w:r>
-      <w:r>
-        <w:rPr>
-          <w:b w:val="false"/>
-          <w:bCs w:val="false"/>
-        </w:rPr>
-        <w:t xml:space="preserve"> T (Regression)</w:t>
-      </w:r>
-    </w:p>
-    <w:p>
-      <w:pPr>
-        <w:pStyle w:val="Normal"/>
-        <w:bidi w:val="0"/>
-        <w:jc w:val="start"/>
-        <w:rPr>
-          <w:b w:val="false"/>
-          <w:bCs w:val="false"/>
-        </w:rPr>
-      </w:pPr>
-      <w:r>
-        <w:rPr>
-          <w:b w:val="false"/>
-          <w:bCs w:val="false"/>
-        </w:rPr>
-        <w:t xml:space="preserve">and a </w:t>
+        <w:t xml:space="preserve">Features </w:t>
+      </w:r>
+      <w:r>
+        <w:rPr>
+          <w:b w:val="false"/>
+          <w:bCs w:val="false"/>
+        </w:rPr>
+        <w:t>and it will be the input, because we will give the model new Features that we don’t the price.</w:t>
+      </w:r>
+    </w:p>
+    <w:p>
+      <w:pPr>
+        <w:pStyle w:val="Normal"/>
+        <w:bidi w:val="0"/>
+        <w:jc w:val="start"/>
+        <w:rPr>
+          <w:b w:val="false"/>
+          <w:bCs w:val="false"/>
+        </w:rPr>
+      </w:pPr>
+      <w:r>
+        <w:rPr>
+          <w:b w:val="false"/>
+          <w:bCs w:val="false"/>
+        </w:rPr>
+        <w:t xml:space="preserve">What we want to predict is the </w:t>
       </w:r>
       <w:r>
         <w:rPr>
           <w:b/>
           <w:bCs/>
         </w:rPr>
-        <w:t>performance measure</w:t>
-      </w:r>
-      <w:r>
-        <w:rPr>
-          <w:b w:val="false"/>
-          <w:bCs w:val="false"/>
-        </w:rPr>
-        <w:t xml:space="preserve"> P (real - pred)</w:t>
-      </w:r>
-    </w:p>
-    <w:p>
-      <w:pPr>
-        <w:pStyle w:val="Normal"/>
-        <w:bidi w:val="0"/>
-        <w:jc w:val="start"/>
-        <w:rPr>
-          <w:b w:val="false"/>
-          <w:bCs w:val="false"/>
-        </w:rPr>
-      </w:pPr>
-      <w:r>
-        <w:rPr>
-          <w:b w:val="false"/>
-          <w:bCs w:val="false"/>
-        </w:rPr>
-        <w:t>if its performance on T,</w:t>
-      </w:r>
-    </w:p>
-    <w:p>
-      <w:pPr>
-        <w:pStyle w:val="Normal"/>
-        <w:bidi w:val="0"/>
-        <w:jc w:val="start"/>
-        <w:rPr>
-          <w:b w:val="false"/>
-          <w:bCs w:val="false"/>
-        </w:rPr>
-      </w:pPr>
-      <w:r>
-        <w:rPr>
-          <w:b w:val="false"/>
-          <w:bCs w:val="false"/>
-        </w:rPr>
-        <w:t>as measured by P,</w:t>
-      </w:r>
-    </w:p>
-    <w:p>
-      <w:pPr>
-        <w:pStyle w:val="Normal"/>
-        <w:bidi w:val="0"/>
-        <w:jc w:val="start"/>
-        <w:rPr>
-          <w:b w:val="false"/>
-          <w:bCs w:val="false"/>
-        </w:rPr>
-      </w:pPr>
-      <w:r>
-        <w:rPr>
-          <w:b w:val="false"/>
-          <w:bCs w:val="false"/>
-        </w:rPr>
-        <w:t>improves with E.</w:t>
-      </w:r>
-    </w:p>
-    <w:p>
-      <w:pPr>
-        <w:pStyle w:val="Normal"/>
-        <w:bidi w:val="0"/>
-        <w:jc w:val="start"/>
-        <w:rPr>
-          <w:b w:val="false"/>
-          <w:bCs w:val="false"/>
-        </w:rPr>
-      </w:pPr>
-      <w:r>
-        <w:rPr>
-          <w:b w:val="false"/>
-          <w:bCs w:val="false"/>
-        </w:rPr>
-      </w:r>
-    </w:p>
-    <w:p>
-      <w:pPr>
-        <w:pStyle w:val="Normal"/>
-        <w:bidi w:val="0"/>
-        <w:jc w:val="start"/>
-        <w:rPr>
-          <w:b w:val="false"/>
-          <w:bCs w:val="false"/>
-        </w:rPr>
-      </w:pPr>
-      <w:r>
-        <w:rPr>
-          <w:b w:val="false"/>
-          <w:bCs w:val="false"/>
-        </w:rPr>
-        <w:t>How does experience look like?</w:t>
-      </w:r>
-    </w:p>
-    <w:p>
-      <w:pPr>
-        <w:pStyle w:val="Normal"/>
-        <w:bidi w:val="0"/>
-        <w:jc w:val="start"/>
-        <w:rPr>
-          <w:b w:val="false"/>
-          <w:bCs w:val="false"/>
-        </w:rPr>
-      </w:pPr>
-      <w:r>
-        <w:rPr>
-          <w:b w:val="false"/>
-          <w:bCs w:val="false"/>
-        </w:rPr>
-        <w:t>Experience is the preview data, in our case experience is a table.</w:t>
-      </w:r>
-    </w:p>
-    <w:p>
-      <w:pPr>
-        <w:pStyle w:val="Normal"/>
-        <w:bidi w:val="0"/>
-        <w:jc w:val="start"/>
-        <w:rPr>
-          <w:b w:val="false"/>
-          <w:bCs w:val="false"/>
-        </w:rPr>
-      </w:pPr>
-      <w:r>
-        <w:rPr>
-          <w:b w:val="false"/>
-          <w:bCs w:val="false"/>
-        </w:rPr>
-        <w:t xml:space="preserve">The atributes are </w:t>
-      </w:r>
-      <w:r>
-        <w:rPr>
-          <w:b/>
-          <w:bCs/>
-        </w:rPr>
-        <w:t xml:space="preserve">Features </w:t>
-      </w:r>
-      <w:r>
-        <w:rPr>
-          <w:b w:val="false"/>
-          <w:bCs w:val="false"/>
-        </w:rPr>
-        <w:t>and it will be the input, because we will give the model new Features that we don’t the price.</w:t>
-      </w:r>
-    </w:p>
-    <w:p>
-      <w:pPr>
-        <w:pStyle w:val="Normal"/>
-        <w:bidi w:val="0"/>
-        <w:jc w:val="start"/>
-        <w:rPr>
-          <w:b w:val="false"/>
-          <w:bCs w:val="false"/>
-        </w:rPr>
-      </w:pPr>
-      <w:r>
-        <w:rPr>
-          <w:b w:val="false"/>
-          <w:bCs w:val="false"/>
-        </w:rPr>
-        <w:t xml:space="preserve">What we want to predict is the </w:t>
-      </w:r>
-      <w:r>
-        <w:rPr>
-          <w:b/>
-          <w:bCs/>
-        </w:rPr>
-        <w:t>Target</w:t>
-      </w:r>
-      <w:r>
-        <w:rPr>
-          <w:b/>
-          <w:bCs/>
-        </w:rPr>
-        <w:t>(Label)</w:t>
-      </w:r>
-      <w:r>
-        <w:rPr>
-          <w:b/>
-          <w:bCs/>
-        </w:rPr>
-        <w:t xml:space="preserve"> </w:t>
+        <w:t xml:space="preserve">Target(Label) </w:t>
       </w:r>
       <w:r>
         <w:rPr>
@@ -1521,35 +1460,7 @@
           <w:b w:val="false"/>
           <w:bCs w:val="false"/>
         </w:rPr>
-        <w:t xml:space="preserve">Which function is the relation </w:t>
-      </w:r>
-      <w:r>
-        <w:rPr>
-          <w:b w:val="false"/>
-          <w:bCs w:val="false"/>
-        </w:rPr>
-        <w:t xml:space="preserve">between the variables </w:t>
-      </w:r>
-      <w:r>
-        <w:rPr>
-          <w:b w:val="false"/>
-          <w:bCs w:val="false"/>
-        </w:rPr>
-        <w:t>(Feature,Price)</w:t>
-      </w:r>
-      <w:r>
-        <w:rPr>
-          <w:b w:val="false"/>
-          <w:bCs w:val="false"/>
-        </w:rPr>
-        <w:t xml:space="preserve">? And </w:t>
-      </w:r>
-      <w:r>
-        <w:rPr>
-          <w:b w:val="false"/>
-          <w:bCs w:val="false"/>
-        </w:rPr>
-        <w:t>how each variable vary.</w:t>
+        <w:t>Which function is the relation between the variables (Feature,Price)? And how each variable vary.</w:t>
       </w:r>
     </w:p>
     <w:p>
@@ -2057,6 +1968,7 @@
       <w:pgNumType w:fmt="decimal"/>
       <w:formProt w:val="false"/>
       <w:textDirection w:val="lrTb"/>
+      <w:docGrid w:type="default" w:linePitch="100" w:charSpace="0"/>
     </w:sectPr>
   </w:body>
 </w:document>
@@ -2076,7 +1988,6 @@
     </w:rPrDefault>
     <w:pPrDefault>
       <w:pPr>
-        <w:widowControl/>
         <w:suppressAutoHyphens w:val="true"/>
       </w:pPr>
     </w:pPrDefault>
@@ -2086,7 +1997,10 @@
     <w:qFormat/>
     <w:pPr>
       <w:widowControl/>
+      <w:suppressAutoHyphens w:val="true"/>
       <w:bidi w:val="0"/>
+      <w:spacing w:before="0" w:after="0"/>
+      <w:jc w:val="start"/>
     </w:pPr>
     <w:rPr>
       <w:rFonts w:ascii="Liberation Serif" w:hAnsi="Liberation Serif" w:eastAsia="Noto Serif CJK SC" w:cs="Noto Sans Devanagari"/>
@@ -2160,6 +2074,32 @@
   </w:style>
   <w:style w:type="paragraph" w:styleId="ndice">
     <w:name w:val="Índice"/>
+    <w:basedOn w:val="Normal"/>
+    <w:qFormat/>
+    <w:pPr>
+      <w:suppressLineNumbers/>
+    </w:pPr>
+    <w:rPr>
+      <w:rFonts w:cs="Noto Sans Devanagari"/>
+    </w:rPr>
+  </w:style>
+  <w:style w:type="paragraph" w:styleId="Ttulouser">
+    <w:name w:val="Título (user)"/>
+    <w:basedOn w:val="Normal"/>
+    <w:next w:val="BodyText"/>
+    <w:qFormat/>
+    <w:pPr>
+      <w:keepNext w:val="true"/>
+      <w:spacing w:before="240" w:after="120"/>
+    </w:pPr>
+    <w:rPr>
+      <w:rFonts w:ascii="Liberation Sans" w:hAnsi="Liberation Sans" w:eastAsia="Noto Sans CJK SC" w:cs="Noto Sans Devanagari"/>
+      <w:sz w:val="28"/>
+      <w:szCs w:val="28"/>
+    </w:rPr>
+  </w:style>
+  <w:style w:type="paragraph" w:styleId="ndiceuser">
+    <w:name w:val="Índice (user)"/>
     <w:basedOn w:val="Normal"/>
     <w:qFormat/>
     <w:pPr>
